--- a/corpus/synthetic/m6-chart__067.docx
+++ b/corpus/synthetic/m6-chart__067.docx
@@ -146,6 +146,10 @@
         <c:firstSliceAng val="0"/>
       </c:pieChart>
     </c:plotArea>
+    <c:legend>
+      <c:legendPos val="b"/>
+      <c:overlay val="0"/>
+    </c:legend>
     <c:plotVisOnly val="1"/>
     <c:dispBlanksAs val="gap"/>
   </c:chart>
